--- a/briefings/线口监测午报-2026-08-16.docx
+++ b/briefings/线口监测午报-2026-08-16.docx
@@ -22,7 +22,7 @@
           <w:color w:val="888888"/>
           <w:sz w:val="18"/>
         </w:rPr>
-        <w:t>监测窗口:近48小时 | 生成时间:2026-08-16 15:57</w:t>
+        <w:t>监测窗口:近48小时 | 生成时间:2026-08-16 17:02</w:t>
       </w:r>
     </w:p>
     <w:p>
@@ -682,7 +682,7 @@
           <w:color w:val="888888"/>
           <w:sz w:val="24"/>
         </w:rPr>
-        <w:t>大跌眼镜！AI比网红、TikTok更值得信任，下单却慢一半</w:t>
+        <w:t>千问开放 AI 眼镜生态，支持自建导游、教练、巡检等多种 Skill</w:t>
       </w:r>
     </w:p>
     <w:p>
@@ -692,7 +692,7 @@
           <w:color w:val="888888"/>
           <w:sz w:val="18"/>
         </w:rPr>
-        <w:t>来源:Bing新闻 | 时间:08-15 19:00</w:t>
+        <w:t>来源:Bing新闻 | 时间:08-15 02:59</w:t>
       </w:r>
     </w:p>
     <w:p>
@@ -709,7 +709,7 @@
             <w:color w:val="0563C1"/>
             <w:u w:val="single"/>
           </w:rPr>
-          <w:t>大跌眼镜！AI比网红、TikTok更值得信任，下单却慢一半</w:t>
+          <w:t>千问开放 AI 眼镜生态，支持自建导游、教练、巡检等多种 Skill</w:t>
         </w:r>
       </w:hyperlink>
     </w:p>
@@ -733,7 +733,7 @@
           <w:color w:val="888888"/>
           <w:sz w:val="24"/>
         </w:rPr>
-        <w:t>千问开放 AI 眼镜生态，支持自建导游、教练、巡检等多种 Skill</w:t>
+        <w:t>华强北AI眼镜销量暴涨100%华强北成全球科技扫货目的地</w:t>
       </w:r>
     </w:p>
     <w:p>
@@ -743,7 +743,7 @@
           <w:color w:val="888888"/>
           <w:sz w:val="18"/>
         </w:rPr>
-        <w:t>来源:Bing新闻 | 时间:08-15 02:59</w:t>
+        <w:t>来源:Bing新闻 | 时间:08-15 01:00</w:t>
       </w:r>
     </w:p>
     <w:p>
@@ -760,7 +760,7 @@
             <w:color w:val="0563C1"/>
             <w:u w:val="single"/>
           </w:rPr>
-          <w:t>千问开放 AI 眼镜生态，支持自建导游、教练、巡检等多种 Skill</w:t>
+          <w:t>华强北AI眼镜销量暴涨100%华强北成全球科技扫货目的地</w:t>
         </w:r>
       </w:hyperlink>
     </w:p>
@@ -777,55 +777,9 @@
       </w:r>
     </w:p>
     <w:p>
-      <w:pPr>
-        <w:pStyle w:val="Heading3"/>
-      </w:pPr>
       <w:r>
-        <w:rPr>
-          <w:rFonts w:ascii="Times New Roman" w:hAnsi="Times New Roman" w:eastAsia="黑体"/>
-          <w:b w:val="0"/>
-          <w:color w:val="888888"/>
-          <w:sz w:val="24"/>
-        </w:rPr>
-        <w:t>【C级·参考】</w:t>
+        <w:t>本线口暂无重要更新</w:t>
       </w:r>
-      <w:r>
-        <w:rPr>
-          <w:rFonts w:ascii="Times New Roman" w:hAnsi="Times New Roman" w:eastAsia="黑体"/>
-          <w:b w:val="0"/>
-          <w:color w:val="888888"/>
-          <w:sz w:val="24"/>
-        </w:rPr>
-        <w:t>第二届世界人形机器人运动会新增跳远、举重、拔河等项目，2056 台机器人同台竞技</w:t>
-      </w:r>
-    </w:p>
-    <w:p>
-      <w:r>
-        <w:rPr>
-          <w:rFonts w:ascii="Times New Roman" w:hAnsi="Times New Roman" w:eastAsia="宋体"/>
-          <w:color w:val="888888"/>
-          <w:sz w:val="18"/>
-        </w:rPr>
-        <w:t>来源:IT之家 | 时间:08-16 09:04</w:t>
-      </w:r>
-    </w:p>
-    <w:p>
-      <w:r>
-        <w:rPr>
-          <w:rFonts w:ascii="Times New Roman" w:hAnsi="Times New Roman" w:eastAsia="宋体"/>
-          <w:sz w:val="18"/>
-        </w:rPr>
-        <w:t>链接:</w:t>
-      </w:r>
-      <w:hyperlink r:id="rId23">
-        <w:r>
-          <w:rPr>
-            <w:color w:val="0563C1"/>
-            <w:u w:val="single"/>
-          </w:rPr>
-          <w:t>第二届世界人形机器人运动会新增跳远、举重、拔河等项目，2056 台机器人同台竞技</w:t>
-        </w:r>
-      </w:hyperlink>
     </w:p>
     <w:p>
       <w:pPr>
@@ -880,7 +834,7 @@
         </w:rPr>
         <w:t>链接:</w:t>
       </w:r>
-      <w:hyperlink r:id="rId24">
+      <w:hyperlink r:id="rId23">
         <w:r>
           <w:rPr>
             <w:color w:val="0563C1"/>
@@ -918,6 +872,57 @@
         </w:rPr>
         <w:t>游戏/电竞/平台公司</w:t>
       </w:r>
+    </w:p>
+    <w:p>
+      <w:pPr>
+        <w:pStyle w:val="Heading3"/>
+      </w:pPr>
+      <w:r>
+        <w:rPr>
+          <w:rFonts w:ascii="Times New Roman" w:hAnsi="Times New Roman" w:eastAsia="黑体"/>
+          <w:b w:val="0"/>
+          <w:color w:val="888888"/>
+          <w:sz w:val="24"/>
+        </w:rPr>
+        <w:t>【C级·参考】</w:t>
+      </w:r>
+      <w:r>
+        <w:rPr>
+          <w:rFonts w:ascii="Times New Roman" w:hAnsi="Times New Roman" w:eastAsia="黑体"/>
+          <w:b w:val="0"/>
+          <w:color w:val="888888"/>
+          <w:sz w:val="24"/>
+        </w:rPr>
+        <w:t>消息称《光环》未来将重度依赖外包开发：《战役进化》有 15 家工作室参与，微软曾让动视大锤组开发多人游戏原型</w:t>
+      </w:r>
+    </w:p>
+    <w:p>
+      <w:r>
+        <w:rPr>
+          <w:rFonts w:ascii="Times New Roman" w:hAnsi="Times New Roman" w:eastAsia="宋体"/>
+          <w:color w:val="888888"/>
+          <w:sz w:val="18"/>
+        </w:rPr>
+        <w:t>来源:IT之家 | 时间:08-16 16:38</w:t>
+      </w:r>
+    </w:p>
+    <w:p>
+      <w:r>
+        <w:rPr>
+          <w:rFonts w:ascii="Times New Roman" w:hAnsi="Times New Roman" w:eastAsia="宋体"/>
+          <w:sz w:val="18"/>
+        </w:rPr>
+        <w:t>链接:</w:t>
+      </w:r>
+      <w:hyperlink r:id="rId24">
+        <w:r>
+          <w:rPr>
+            <w:color w:val="0563C1"/>
+            <w:u w:val="single"/>
+          </w:rPr>
+          <w:t>消息称《光环》未来将重度依赖外包开发：《战役进化》有 15 家工作室参与，微软曾让动视大锤组开发多人游戏原型</w:t>
+        </w:r>
+      </w:hyperlink>
     </w:p>
     <w:p>
       <w:pPr>
